--- a/01_DSH_System_Prompt_待确认事项触发规则.docx
+++ b/01_DSH_System_Prompt_待确认事项触发规则.docx
@@ -1464,6 +1464,31 @@
       <w:cols w:space="720"/>
       <w:docGrid w:linePitch="360"/>
     </w:sectPr>
+    <w:p>
+      <w:r>
+        <w:t xml:space="preserve">【2026-10-15 版本补充：V1 / V2 双契约】</w:t>
+      </w:r>
+    </w:p>
+    <w:p>
+      <w:r>
+        <w:t xml:space="preserve">本文档正文描述的是 V1 契约（confirmation_resolution），该契约保持不变。</w:t>
+      </w:r>
+    </w:p>
+    <w:p>
+      <w:r>
+        <w:t xml:space="preserve">V2（confirmation_resolution_v2）只新增一个版本化工具入口与一条独立规则段落（confirmation:policy.v2）；触发条件与 V1 完全相同，V2 不扩大作用域，也不处理普通任务。</w:t>
+      </w:r>
+    </w:p>
+    <w:p>
+      <w:r>
+        <w:t xml:space="preserve">V2 默认关闭，只有装配时显式设置 enableDecisionV2: true 才注册；未启用时本文档描述的行为即为全部行为。</w:t>
+      </w:r>
+    </w:p>
+    <w:p>
+      <w:r>
+        <w:t xml:space="preserve">V2 的触发规则文本以 lib/rules.js 的 RULES_V2 为准，本补充不重复其条文。</w:t>
+      </w:r>
+    </w:p>
   </w:body>
 </w:document>
 </file>
